--- a/data/outputs/v2/Core_Mathematics/SS2.8_Vectors/Core_Mathematics_Vectors_FinalExplanation_TeacherKey.docx
+++ b/data/outputs/v2/Core_Mathematics/SS2.8_Vectors/Core_Mathematics_Vectors_FinalExplanation_TeacherKey.docx
@@ -446,7 +446,7 @@
                 <w:sz w:val="18"/>
                 <w:szCs w:val="18"/>
               </w:rPr>
-              <w:t xml:space="preserve">On the simplified Nairobi coordinate grid used in Lessons 5 and 6, Kencom Bus Stop is the origin O. On this grid, one Westlands-route journey is the column vector w = (6; 5) and one South B-route journey is the column vector s = (−4; −6). (a) Explain what the top number and the bottom number in a column vector tell you. (b) Calculate the magnitude of w and the magnitude of s, correct to 1 decimal place. (c) Compare your two magnitudes with the '8 km' labels on the map. (d) Explain why the two column vectors are different even though their magnitudes are similar.</w:t>
+              <w:t xml:space="preserve">On the simplified Nairobi coordinate grid used in Lessons 5 and 6, Kencom Bus Stop is the origin O. On this grid, one Westlands-route journey is the column vector w = (−6; 5) and one South B-route journey is the column vector s = (4; −6). (a) Explain what the top number and the bottom number in a column vector tell you. (b) Calculate the magnitude of w and the magnitude of s, correct to 1 decimal place. (c) Compare your two magnitudes with the '8 km' labels on the map. (d) Explain why the two column vectors are different even though their magnitudes are similar.</w:t>
             </w:r>
           </w:p>
         </w:tc>
@@ -478,7 +478,7 @@
                 <w:sz w:val="18"/>
                 <w:szCs w:val="18"/>
               </w:rPr>
-              <w:t xml:space="preserve">(a) The top number is the horizontal movement (positive means east, negative means west). The bottom number is the vertical movement (positive means north, negative means south). (b) |w| = √(6² + 5²) = √(36 + 25) = √61 ≈ 7.8 km. |s| = √((−4)² + (−6)²) = √(16 + 36) = √52 ≈ 7.2 km. (c) Both magnitudes are close to the 8 km on the map but are not exactly 8 km, because the grid coordinates are approximate readings from a simplified map. The point is that both journeys have a size of roughly 8 km, so the scalar distance alone cannot tell them apart. (d) The magnitude is a scalar, so it keeps only the size and discards the direction. The vector w has positive components and the vector s has negative components, so they point in opposite directions and are not equivalent vectors. Their endpoints are therefore far apart, which is why the matatus arrive at different destinations. On this simplified grid the drivers' routes are drawn with coordinates (east and north positive) that do not match the compass words of Lesson 1 exactly. What matters is the same idea in both descriptions: the two journeys point in opposite directions from Kencom.</w:t>
+              <w:t xml:space="preserve">(a) The top number is the horizontal movement (positive means east, negative means west). The bottom number is the vertical movement (positive means north, negative means south). (b) |w| = √((−6)² + 5²) = √(36 + 25) = √61 ≈ 7.8 km. |s| = √(4² + (−6)²) = √(16 + 36) = √52 ≈ 7.2 km. (c) Both magnitudes are close to the 8 km on the map but are not exactly 8 km, because the grid coordinates are approximate readings from a simplified map. The point is that both journeys have a size of roughly 8 km, so the scalar distance alone cannot tell them apart. (d) The magnitude is a scalar, so it keeps only the size and discards the direction. Each component of w has the opposite sign to the matching component of s, so they point in roughly opposite directions and are not equivalent vectors. Their endpoints are therefore far apart, which is why the matatus arrive at different destinations. With east and north positive, w points north-west towards Westlands and s points south-east towards South B, matching the map.</w:t>
             </w:r>
           </w:p>
         </w:tc>
@@ -859,7 +859,7 @@
                 <w:sz w:val="18"/>
                 <w:szCs w:val="18"/>
               </w:rPr>
-              <w:t xml:space="preserve">The two matatus end up in different places because the distance '8 km' is a scalar. It gives only the magnitude of the journey and says nothing about direction. Both drivers are labelled with the same distance from Kencom, but their directions differ, so their displacement vectors differ. In Part 2, w = (6; 5) and s = (−4; −6) have magnitudes of about 7.8 km and 7.2 km. These are both roughly 8 km on our simplified grid, but not exactly equal to it or to each other, so even the magnitude cannot separate the journeys cleanly; what separates them is that their components point in opposite directions, so the endpoints are Westlands and South B. The tool we need is the vector, which carries both magnitude and direction and can be written as an arrow or as a column vector. For the Nakuru journey, I would write each leg (CBD Terminus to Westside Mall, Westside Mall to the ASK Showground, ASK Showground to the Lake Nakuru Viewpoint) as a column vector. I would add the three column vectors component by component to get the resultant displacement from the start to the finish. I would find its magnitude with Pythagoras' theorem, √(x² + y²). The total distance travelled is the sum of the lengths of all three legs, but the displacement is the single straight-line vector from start to finish, so the two are generally not equal. The translation vector from the start to the finish is the same as this resultant. On Day 1 I thought that travelling the same distance should bring you to the same place. Now I understand that distance is a scalar, and that direction as well as size is needed to describe a journey completely and to predict where it ends.</w:t>
+              <w:t xml:space="preserve">The two matatus end up in different places because the distance '8 km' is a scalar. It gives only the magnitude of the journey and says nothing about direction. Both drivers are labelled with the same distance from Kencom, but their directions differ, so their displacement vectors differ. In Part 2, w = (−6; 5) and s = (4; −6) have magnitudes of about 7.8 km and 7.2 km. These are both roughly 8 km on our simplified grid, but not exactly equal to it or to each other, so even the magnitude cannot separate the journeys cleanly; what separates them is that their components point in opposite directions, so the endpoints are Westlands and South B. The tool we need is the vector, which carries both magnitude and direction and can be written as an arrow or as a column vector. For the Nakuru journey, I would write each leg (CBD Terminus to Westside Mall, Westside Mall to the ASK Showground, ASK Showground to the Lake Nakuru Viewpoint) as a column vector. I would add the three column vectors component by component to get the resultant displacement from the start to the finish. I would find its magnitude with Pythagoras' theorem, √(x² + y²). The total distance travelled is the sum of the lengths of all three legs, but the displacement is the single straight-line vector from start to finish, so the two are generally not equal. The translation vector from the start to the finish is the same as this resultant. On Day 1 I thought that travelling the same distance should bring you to the same place. Now I understand that distance is a scalar, and that direction as well as size is needed to describe a journey completely and to predict where it ends.</w:t>
             </w:r>
           </w:p>
         </w:tc>
@@ -1696,7 +1696,7 @@
         </w:rPr>
         <w:t xml:space="preserve">© 2026 SeaVuria and ARES. This work is licensed under a </w:t>
       </w:r>
-      <w:hyperlink w:history="1" r:id="rIdadmivj2vvc3qycfifdalh">
+      <w:hyperlink w:history="1" r:id="rId6hyjihfdni3b2el7zne8r">
         <w:r>
           <w:rPr>
             <w:rFonts w:ascii="Arial" w:cs="Arial" w:eastAsia="Arial" w:hAnsi="Arial"/>
@@ -1716,7 +1716,7 @@
         </w:rPr>
         <w:t xml:space="preserve"> (</w:t>
       </w:r>
-      <w:hyperlink w:history="1" r:id="rIdy2oq1lbty1p5ywssfh8sr">
+      <w:hyperlink w:history="1" r:id="rIdetf9mwqfju5aa-dzrgptc">
         <w:r>
           <w:rPr>
             <w:rFonts w:ascii="Arial" w:cs="Arial" w:eastAsia="Arial" w:hAnsi="Arial"/>
@@ -1736,7 +1736,7 @@
         </w:rPr>
         <w:t xml:space="preserve">). To view a copy of this license, visit </w:t>
       </w:r>
-      <w:hyperlink w:history="1" r:id="rIdamm5rraer5f61yb2ujhnq">
+      <w:hyperlink w:history="1" r:id="rIdaomhoxe3c1bqdcvt3qypm">
         <w:r>
           <w:rPr>
             <w:rFonts w:ascii="Arial" w:cs="Arial" w:eastAsia="Arial" w:hAnsi="Arial"/>

--- a/data/outputs/v2/Core_Mathematics/SS2.8_Vectors/Core_Mathematics_Vectors_FinalExplanation_TeacherKey.docx
+++ b/data/outputs/v2/Core_Mathematics/SS2.8_Vectors/Core_Mathematics_Vectors_FinalExplanation_TeacherKey.docx
@@ -1696,7 +1696,7 @@
         </w:rPr>
         <w:t xml:space="preserve">© 2026 SeaVuria and ARES. This work is licensed under a </w:t>
       </w:r>
-      <w:hyperlink w:history="1" r:id="rId6hyjihfdni3b2el7zne8r">
+      <w:hyperlink w:history="1" r:id="rId5yt2ahiduplzwy9pypucx">
         <w:r>
           <w:rPr>
             <w:rFonts w:ascii="Arial" w:cs="Arial" w:eastAsia="Arial" w:hAnsi="Arial"/>
@@ -1716,7 +1716,7 @@
         </w:rPr>
         <w:t xml:space="preserve"> (</w:t>
       </w:r>
-      <w:hyperlink w:history="1" r:id="rIdetf9mwqfju5aa-dzrgptc">
+      <w:hyperlink w:history="1" r:id="rIdyzlw5lzeqoqz3xyprl1wi">
         <w:r>
           <w:rPr>
             <w:rFonts w:ascii="Arial" w:cs="Arial" w:eastAsia="Arial" w:hAnsi="Arial"/>
@@ -1736,7 +1736,7 @@
         </w:rPr>
         <w:t xml:space="preserve">). To view a copy of this license, visit </w:t>
       </w:r>
-      <w:hyperlink w:history="1" r:id="rIdaomhoxe3c1bqdcvt3qypm">
+      <w:hyperlink w:history="1" r:id="rId9noilluo9fqvgsa_tulcq">
         <w:r>
           <w:rPr>
             <w:rFonts w:ascii="Arial" w:cs="Arial" w:eastAsia="Arial" w:hAnsi="Arial"/>

--- a/data/outputs/v2/Core_Mathematics/SS2.8_Vectors/Core_Mathematics_Vectors_FinalExplanation_TeacherKey.docx
+++ b/data/outputs/v2/Core_Mathematics/SS2.8_Vectors/Core_Mathematics_Vectors_FinalExplanation_TeacherKey.docx
@@ -1696,7 +1696,7 @@
         </w:rPr>
         <w:t xml:space="preserve">© 2026 SeaVuria and ARES. This work is licensed under a </w:t>
       </w:r>
-      <w:hyperlink w:history="1" r:id="rId5yt2ahiduplzwy9pypucx">
+      <w:hyperlink w:history="1" r:id="rIdsa4vs7qlpt_79ceulcnwv">
         <w:r>
           <w:rPr>
             <w:rFonts w:ascii="Arial" w:cs="Arial" w:eastAsia="Arial" w:hAnsi="Arial"/>
@@ -1716,7 +1716,7 @@
         </w:rPr>
         <w:t xml:space="preserve"> (</w:t>
       </w:r>
-      <w:hyperlink w:history="1" r:id="rIdyzlw5lzeqoqz3xyprl1wi">
+      <w:hyperlink w:history="1" r:id="rIdfpumt2uhy6physqofuzru">
         <w:r>
           <w:rPr>
             <w:rFonts w:ascii="Arial" w:cs="Arial" w:eastAsia="Arial" w:hAnsi="Arial"/>
@@ -1736,7 +1736,7 @@
         </w:rPr>
         <w:t xml:space="preserve">). To view a copy of this license, visit </w:t>
       </w:r>
-      <w:hyperlink w:history="1" r:id="rId9noilluo9fqvgsa_tulcq">
+      <w:hyperlink w:history="1" r:id="rId9lkkdj5iggy1dad0gfrzl">
         <w:r>
           <w:rPr>
             <w:rFonts w:ascii="Arial" w:cs="Arial" w:eastAsia="Arial" w:hAnsi="Arial"/>

--- a/data/outputs/v2/Core_Mathematics/SS2.8_Vectors/Core_Mathematics_Vectors_FinalExplanation_TeacherKey.docx
+++ b/data/outputs/v2/Core_Mathematics/SS2.8_Vectors/Core_Mathematics_Vectors_FinalExplanation_TeacherKey.docx
@@ -1696,7 +1696,7 @@
         </w:rPr>
         <w:t xml:space="preserve">© 2026 SeaVuria and ARES. This work is licensed under a </w:t>
       </w:r>
-      <w:hyperlink w:history="1" r:id="rIdsa4vs7qlpt_79ceulcnwv">
+      <w:hyperlink w:history="1" r:id="rIdu9ew54ylyl8fvs05fdzvt">
         <w:r>
           <w:rPr>
             <w:rFonts w:ascii="Arial" w:cs="Arial" w:eastAsia="Arial" w:hAnsi="Arial"/>
@@ -1716,7 +1716,7 @@
         </w:rPr>
         <w:t xml:space="preserve"> (</w:t>
       </w:r>
-      <w:hyperlink w:history="1" r:id="rIdfpumt2uhy6physqofuzru">
+      <w:hyperlink w:history="1" r:id="rIdcosmudbglfgdiel_i0cpm">
         <w:r>
           <w:rPr>
             <w:rFonts w:ascii="Arial" w:cs="Arial" w:eastAsia="Arial" w:hAnsi="Arial"/>
@@ -1736,7 +1736,7 @@
         </w:rPr>
         <w:t xml:space="preserve">). To view a copy of this license, visit </w:t>
       </w:r>
-      <w:hyperlink w:history="1" r:id="rId9lkkdj5iggy1dad0gfrzl">
+      <w:hyperlink w:history="1" r:id="rIdqsd9jmeezxq0ziuaqep98">
         <w:r>
           <w:rPr>
             <w:rFonts w:ascii="Arial" w:cs="Arial" w:eastAsia="Arial" w:hAnsi="Arial"/>

--- a/data/outputs/v2/Core_Mathematics/SS2.8_Vectors/Core_Mathematics_Vectors_FinalExplanation_TeacherKey.docx
+++ b/data/outputs/v2/Core_Mathematics/SS2.8_Vectors/Core_Mathematics_Vectors_FinalExplanation_TeacherKey.docx
@@ -4,6 +4,7 @@
   <w:body>
     <w:p>
       <w:pPr>
+        <w:keepNext w:val="false"/>
         <w:spacing w:after="30" w:before="0"/>
         <w:jc w:val="center"/>
       </w:pPr>
@@ -23,6 +24,7 @@
     </w:p>
     <w:p>
       <w:pPr>
+        <w:keepNext w:val="false"/>
         <w:spacing w:after="60" w:before="0"/>
         <w:jc w:val="center"/>
       </w:pPr>
@@ -81,6 +83,7 @@
           </w:tcPr>
           <w:p>
             <w:pPr>
+              <w:keepNext w:val="false"/>
               <w:spacing w:after="40" w:before="0"/>
               <w:jc w:val="center"/>
             </w:pPr>
@@ -116,6 +119,7 @@
           </w:tcPr>
           <w:p>
             <w:pPr>
+              <w:keepNext w:val="false"/>
               <w:spacing w:after="40" w:before="0"/>
               <w:jc w:val="center"/>
             </w:pPr>
@@ -176,6 +180,7 @@
           </w:tcPr>
           <w:p>
             <w:pPr>
+              <w:keepNext w:val="false"/>
               <w:spacing w:after="40" w:before="0"/>
               <w:jc w:val="center"/>
             </w:pPr>
@@ -210,6 +215,7 @@
           </w:tcPr>
           <w:p>
             <w:pPr>
+              <w:keepNext w:val="false"/>
               <w:spacing w:after="40" w:before="0"/>
               <w:jc w:val="left"/>
             </w:pPr>
@@ -271,6 +277,7 @@
           </w:tcPr>
           <w:p>
             <w:pPr>
+              <w:keepNext/>
               <w:spacing w:after="40" w:before="0"/>
               <w:jc w:val="center"/>
             </w:pPr>
@@ -305,6 +312,7 @@
           </w:tcPr>
           <w:p>
             <w:pPr>
+              <w:keepNext w:val="false"/>
               <w:spacing w:after="40" w:before="0"/>
               <w:jc w:val="left"/>
             </w:pPr>
@@ -337,6 +345,7 @@
           </w:tcPr>
           <w:p>
             <w:pPr>
+              <w:keepNext w:val="false"/>
               <w:spacing w:after="40" w:before="0"/>
               <w:jc w:val="left"/>
             </w:pPr>
@@ -398,6 +407,7 @@
           </w:tcPr>
           <w:p>
             <w:pPr>
+              <w:keepNext/>
               <w:spacing w:after="40" w:before="0"/>
               <w:jc w:val="center"/>
             </w:pPr>
@@ -432,6 +442,7 @@
           </w:tcPr>
           <w:p>
             <w:pPr>
+              <w:keepNext w:val="false"/>
               <w:spacing w:after="40" w:before="0"/>
               <w:jc w:val="left"/>
             </w:pPr>
@@ -464,6 +475,7 @@
           </w:tcPr>
           <w:p>
             <w:pPr>
+              <w:keepNext w:val="false"/>
               <w:spacing w:after="40" w:before="0"/>
               <w:jc w:val="left"/>
             </w:pPr>
@@ -525,6 +537,7 @@
           </w:tcPr>
           <w:p>
             <w:pPr>
+              <w:keepNext/>
               <w:spacing w:after="40" w:before="0"/>
               <w:jc w:val="center"/>
             </w:pPr>
@@ -559,6 +572,7 @@
           </w:tcPr>
           <w:p>
             <w:pPr>
+              <w:keepNext w:val="false"/>
               <w:spacing w:after="40" w:before="0"/>
               <w:jc w:val="left"/>
             </w:pPr>
@@ -591,6 +605,7 @@
           </w:tcPr>
           <w:p>
             <w:pPr>
+              <w:keepNext w:val="false"/>
               <w:spacing w:after="40" w:before="0"/>
               <w:jc w:val="left"/>
             </w:pPr>
@@ -652,6 +667,7 @@
           </w:tcPr>
           <w:p>
             <w:pPr>
+              <w:keepNext/>
               <w:spacing w:after="40" w:before="0"/>
               <w:jc w:val="center"/>
             </w:pPr>
@@ -686,6 +702,7 @@
           </w:tcPr>
           <w:p>
             <w:pPr>
+              <w:keepNext w:val="false"/>
               <w:spacing w:after="40" w:before="0"/>
               <w:jc w:val="left"/>
             </w:pPr>
@@ -718,6 +735,7 @@
           </w:tcPr>
           <w:p>
             <w:pPr>
+              <w:keepNext w:val="false"/>
               <w:spacing w:after="40" w:before="0"/>
               <w:jc w:val="left"/>
             </w:pPr>
@@ -779,6 +797,7 @@
           </w:tcPr>
           <w:p>
             <w:pPr>
+              <w:keepNext/>
               <w:spacing w:after="40" w:before="0"/>
               <w:jc w:val="center"/>
             </w:pPr>
@@ -813,6 +832,7 @@
           </w:tcPr>
           <w:p>
             <w:pPr>
+              <w:keepNext w:val="false"/>
               <w:spacing w:after="40" w:before="0"/>
               <w:jc w:val="left"/>
             </w:pPr>
@@ -845,6 +865,7 @@
           </w:tcPr>
           <w:p>
             <w:pPr>
+              <w:keepNext w:val="false"/>
               <w:spacing w:after="40" w:before="0"/>
               <w:jc w:val="left"/>
             </w:pPr>
@@ -908,6 +929,7 @@
           </w:tcPr>
           <w:p>
             <w:pPr>
+              <w:keepNext w:val="false"/>
               <w:spacing w:after="40" w:before="0"/>
               <w:jc w:val="center"/>
             </w:pPr>
@@ -942,6 +964,7 @@
           </w:tcPr>
           <w:p>
             <w:pPr>
+              <w:keepNext w:val="false"/>
               <w:spacing w:after="40" w:before="0"/>
               <w:jc w:val="left"/>
             </w:pPr>
@@ -974,6 +997,7 @@
           </w:tcPr>
           <w:p>
             <w:pPr>
+              <w:keepNext w:val="false"/>
               <w:spacing w:after="40" w:before="0"/>
               <w:jc w:val="left"/>
             </w:pPr>
@@ -1006,6 +1030,7 @@
           </w:tcPr>
           <w:p>
             <w:pPr>
+              <w:keepNext w:val="false"/>
               <w:spacing w:after="40" w:before="0"/>
               <w:jc w:val="left"/>
             </w:pPr>
@@ -1038,6 +1063,7 @@
           </w:tcPr>
           <w:p>
             <w:pPr>
+              <w:keepNext w:val="false"/>
               <w:spacing w:after="40" w:before="0"/>
               <w:jc w:val="left"/>
             </w:pPr>
@@ -1072,6 +1098,7 @@
           </w:tcPr>
           <w:p>
             <w:pPr>
+              <w:keepNext w:val="false"/>
               <w:spacing w:after="40" w:before="0"/>
               <w:jc w:val="left"/>
             </w:pPr>
@@ -1104,6 +1131,7 @@
           </w:tcPr>
           <w:p>
             <w:pPr>
+              <w:keepNext w:val="false"/>
               <w:spacing w:after="40" w:before="0"/>
               <w:jc w:val="left"/>
             </w:pPr>
@@ -1136,6 +1164,7 @@
           </w:tcPr>
           <w:p>
             <w:pPr>
+              <w:keepNext w:val="false"/>
               <w:spacing w:after="40" w:before="0"/>
               <w:jc w:val="left"/>
             </w:pPr>
@@ -1168,6 +1197,7 @@
           </w:tcPr>
           <w:p>
             <w:pPr>
+              <w:keepNext w:val="false"/>
               <w:spacing w:after="40" w:before="0"/>
               <w:jc w:val="left"/>
             </w:pPr>
@@ -1202,6 +1232,7 @@
           </w:tcPr>
           <w:p>
             <w:pPr>
+              <w:keepNext w:val="false"/>
               <w:spacing w:after="40" w:before="0"/>
               <w:jc w:val="left"/>
             </w:pPr>
@@ -1234,6 +1265,7 @@
           </w:tcPr>
           <w:p>
             <w:pPr>
+              <w:keepNext w:val="false"/>
               <w:spacing w:after="40" w:before="0"/>
               <w:jc w:val="left"/>
             </w:pPr>
@@ -1266,6 +1298,7 @@
           </w:tcPr>
           <w:p>
             <w:pPr>
+              <w:keepNext w:val="false"/>
               <w:spacing w:after="40" w:before="0"/>
               <w:jc w:val="left"/>
             </w:pPr>
@@ -1298,6 +1331,7 @@
           </w:tcPr>
           <w:p>
             <w:pPr>
+              <w:keepNext w:val="false"/>
               <w:spacing w:after="40" w:before="0"/>
               <w:jc w:val="left"/>
             </w:pPr>
@@ -1332,6 +1366,7 @@
           </w:tcPr>
           <w:p>
             <w:pPr>
+              <w:keepNext w:val="false"/>
               <w:spacing w:after="40" w:before="0"/>
               <w:jc w:val="left"/>
             </w:pPr>
@@ -1364,6 +1399,7 @@
           </w:tcPr>
           <w:p>
             <w:pPr>
+              <w:keepNext w:val="false"/>
               <w:spacing w:after="40" w:before="0"/>
               <w:jc w:val="left"/>
             </w:pPr>
@@ -1396,6 +1432,7 @@
           </w:tcPr>
           <w:p>
             <w:pPr>
+              <w:keepNext w:val="false"/>
               <w:spacing w:after="40" w:before="0"/>
               <w:jc w:val="left"/>
             </w:pPr>
@@ -1428,6 +1465,7 @@
           </w:tcPr>
           <w:p>
             <w:pPr>
+              <w:keepNext w:val="false"/>
               <w:spacing w:after="40" w:before="0"/>
               <w:jc w:val="left"/>
             </w:pPr>
@@ -1462,6 +1500,7 @@
           </w:tcPr>
           <w:p>
             <w:pPr>
+              <w:keepNext w:val="false"/>
               <w:spacing w:after="40" w:before="0"/>
               <w:jc w:val="left"/>
             </w:pPr>
@@ -1494,6 +1533,7 @@
           </w:tcPr>
           <w:p>
             <w:pPr>
+              <w:keepNext w:val="false"/>
               <w:spacing w:after="40" w:before="0"/>
               <w:jc w:val="left"/>
             </w:pPr>
@@ -1526,6 +1566,7 @@
           </w:tcPr>
           <w:p>
             <w:pPr>
+              <w:keepNext w:val="false"/>
               <w:spacing w:after="40" w:before="0"/>
               <w:jc w:val="left"/>
             </w:pPr>
@@ -1558,6 +1599,7 @@
           </w:tcPr>
           <w:p>
             <w:pPr>
+              <w:keepNext w:val="false"/>
               <w:spacing w:after="40" w:before="0"/>
               <w:jc w:val="left"/>
             </w:pPr>
@@ -1696,7 +1738,7 @@
         </w:rPr>
         <w:t xml:space="preserve">© 2026 SeaVuria and ARES. This work is licensed under a </w:t>
       </w:r>
-      <w:hyperlink w:history="1" r:id="rIdu9ew54ylyl8fvs05fdzvt">
+      <w:hyperlink w:history="1" r:id="rId6xmzeg3pdpdia5-qeayfu">
         <w:r>
           <w:rPr>
             <w:rFonts w:ascii="Arial" w:cs="Arial" w:eastAsia="Arial" w:hAnsi="Arial"/>
@@ -1716,7 +1758,7 @@
         </w:rPr>
         <w:t xml:space="preserve"> (</w:t>
       </w:r>
-      <w:hyperlink w:history="1" r:id="rIdcosmudbglfgdiel_i0cpm">
+      <w:hyperlink w:history="1" r:id="rIddyu3zk71cl8w4umlahjb7">
         <w:r>
           <w:rPr>
             <w:rFonts w:ascii="Arial" w:cs="Arial" w:eastAsia="Arial" w:hAnsi="Arial"/>
@@ -1736,7 +1778,7 @@
         </w:rPr>
         <w:t xml:space="preserve">). To view a copy of this license, visit </w:t>
       </w:r>
-      <w:hyperlink w:history="1" r:id="rIdqsd9jmeezxq0ziuaqep98">
+      <w:hyperlink w:history="1" r:id="rIdr7e6qun9dehd2ni043wye">
         <w:r>
           <w:rPr>
             <w:rFonts w:ascii="Arial" w:cs="Arial" w:eastAsia="Arial" w:hAnsi="Arial"/>

--- a/data/outputs/v2/Core_Mathematics/SS2.8_Vectors/Core_Mathematics_Vectors_FinalExplanation_TeacherKey.docx
+++ b/data/outputs/v2/Core_Mathematics/SS2.8_Vectors/Core_Mathematics_Vectors_FinalExplanation_TeacherKey.docx
@@ -1738,7 +1738,7 @@
         </w:rPr>
         <w:t xml:space="preserve">© 2026 SeaVuria and ARES. This work is licensed under a </w:t>
       </w:r>
-      <w:hyperlink w:history="1" r:id="rId6xmzeg3pdpdia5-qeayfu">
+      <w:hyperlink w:history="1" r:id="rIdoj8ov5bzrcg3prsaj86vk">
         <w:r>
           <w:rPr>
             <w:rFonts w:ascii="Arial" w:cs="Arial" w:eastAsia="Arial" w:hAnsi="Arial"/>
@@ -1758,7 +1758,7 @@
         </w:rPr>
         <w:t xml:space="preserve"> (</w:t>
       </w:r>
-      <w:hyperlink w:history="1" r:id="rIddyu3zk71cl8w4umlahjb7">
+      <w:hyperlink w:history="1" r:id="rId7clis-vk9buinunasejqe">
         <w:r>
           <w:rPr>
             <w:rFonts w:ascii="Arial" w:cs="Arial" w:eastAsia="Arial" w:hAnsi="Arial"/>
@@ -1778,7 +1778,7 @@
         </w:rPr>
         <w:t xml:space="preserve">). To view a copy of this license, visit </w:t>
       </w:r>
-      <w:hyperlink w:history="1" r:id="rIdr7e6qun9dehd2ni043wye">
+      <w:hyperlink w:history="1" r:id="rIdg-pn6xvzzxqh-kwio-dkk">
         <w:r>
           <w:rPr>
             <w:rFonts w:ascii="Arial" w:cs="Arial" w:eastAsia="Arial" w:hAnsi="Arial"/>
